--- a/Evidence/Sale MTIISO JCB On Us.docx
+++ b/Evidence/Sale MTIISO JCB On Us.docx
@@ -1,6 +1,6 @@
 
 <file path=word/document.xml><?xml version="1.0" encoding="utf-8"?>
-<w:document xmlns:w="http://schemas.openxmlformats.org/wordprocessingml/2006/main">
+<w:document xmlns:w="http://schemas.openxmlformats.org/wordprocessingml/2006/main" xmlns:wp="http://schemas.openxmlformats.org/drawingml/2006/wordprocessingDrawing" xmlns:r="http://schemas.openxmlformats.org/officeDocument/2006/relationships">
   <w:body>
     <w:p>
       <w:r>
@@ -10,7 +10,7 @@
         </w:rPr>
         <w:t>POSTMAN EVIDENCE - CHECKOUT FLOW</w:t>
         <w:br/>
-        <w:t>Waktu Eksekusi: 2026-07-14 10:01:56</w:t>
+        <w:t>Waktu Eksekusi: 2026-07-17 09:22:08</w:t>
         <w:br/>
         <w:t>--------------------------------------------------</w:t>
         <w:br/>
@@ -77,7 +77,7 @@
         "address":"Jl. Bahagia no. 1"
     },
     "order":{
-        "id":"LandingPage-17839981178412728",
+        "id":"LandingPage-17842549300574903",
         "items":[{
             "name":"Pertalite - Subsidi",
             "quantity":1,
@@ -105,7 +105,7 @@
           <w:b w:val="off"/>
           <w:sz w:val="22"/>
         </w:rPr>
-        <w:t>{"id":"fe1d12ce-01c5-4014-a758-843e0c494009","createdTime":"2026-07-14T03:01:57.946Z","referenceId":"MILandingPage-17839981178412728","expirationTime":"2026-07-14T04:01:57.946Z","status":"unpaid","amount":1029,"currency":"IDR","paymentSources":["cybersource","mtiiso","bniapiva","cimb","gopay","indodana","kredivo","ovo","mandiriapiva","bridirectdebit","bricard","btniso","ocbciso","mtiqris"],"urls":{"selections":"https://tst.yokke.co.id:2443/checkout/xnZ3ECH22ZtfV6YqfzFv1e","checkout":"https://tst.yokke.co.id:2443/checkout/xnZ3ECH22ZtfV6YqfzFv1e"}}</w:t>
+        <w:t>{"id":"a5ea6e15-6dd5-4432-aa6e-4a47cad9e9e0","createdTime":"2026-07-17T02:22:10.669Z","referenceId":"MILandingPage-17842549300574903","expirationTime":"2026-07-17T03:22:10.669Z","status":"unpaid","amount":1029,"currency":"IDR","paymentSources":["cybersource","mtiiso","bniapiva","cimb","gopay","indodana","kredivo","ovo","mandiriapiva","bridirectdebit","bricard","btniso","ocbciso","mtiqris"],"urls":{"selections":"https://tst.yokke.co.id:2443/checkout/muiznNPxLc4dTT9qbXJUMw","checkout":"https://tst.yokke.co.id:2443/checkout/muiznNPxLc4dTT9qbXJUMw"}}</w:t>
         <w:br/>
         <w:t>--------------------------------------------------</w:t>
         <w:br/>
@@ -128,7 +128,7 @@
         <w:rPr>
           <w:b w:val="off"/>
         </w:rPr>
-        <w:t>MILandingPage-17839981178412728</w:t>
+        <w:t>LandingPage-17842549300574903</w:t>
         <w:br/>
       </w:r>
       <w:r>
@@ -141,7 +141,275 @@
         <w:rPr>
           <w:b w:val="off"/>
         </w:rPr>
-        <w:t>https://tst.yokke.co.id:2443/checkout/xnZ3ECH22ZtfV6YqfzFv1e</w:t>
+        <w:t>https://tst.yokke.co.id:2443/checkout/muiznNPxLc4dTT9qbXJUMw</w:t>
+        <w:br/>
+      </w:r>
+    </w:p>
+    <w:p>
+      <w:r>
+        <w:rPr>
+          <w:b w:val="on"/>
+          <w:sz w:val="24"/>
+        </w:rPr>
+        <w:br/>
+        <w:t>Input Data Kartu</w:t>
+        <w:br/>
+      </w:r>
+      <w:r>
+        <w:drawing>
+          <wp:inline distT="0" distR="0" distB="0" distL="0">
+            <wp:extent cx="6350000" cy="2921000"/>
+            <wp:docPr id="0" name="Drawing 0" descr="C:/Users/ardhiansyah.nugroho/git/Automate-Katalon-Dashboard-IPG/Input.png"/>
+            <a:graphic xmlns:a="http://schemas.openxmlformats.org/drawingml/2006/main">
+              <a:graphicData uri="http://schemas.openxmlformats.org/drawingml/2006/picture">
+                <pic:pic xmlns:pic="http://schemas.openxmlformats.org/drawingml/2006/picture">
+                  <pic:nvPicPr>
+                    <pic:cNvPr id="0" name="Picture 0" descr="C:/Users/ardhiansyah.nugroho/git/Automate-Katalon-Dashboard-IPG/Input.png"/>
+                    <pic:cNvPicPr>
+                      <a:picLocks noChangeAspect="true"/>
+                    </pic:cNvPicPr>
+                  </pic:nvPicPr>
+                  <pic:blipFill>
+                    <a:blip r:embed="rId2"/>
+                    <a:stretch>
+                      <a:fillRect/>
+                    </a:stretch>
+                  </pic:blipFill>
+                  <pic:spPr>
+                    <a:xfrm>
+                      <a:off x="0" y="0"/>
+                      <a:ext cx="6350000" cy="2921000"/>
+                    </a:xfrm>
+                    <a:prstGeom prst="rect">
+                      <a:avLst/>
+                    </a:prstGeom>
+                  </pic:spPr>
+                </pic:pic>
+              </a:graphicData>
+            </a:graphic>
+          </wp:inline>
+        </w:drawing>
+      </w:r>
+      <w:r>
+        <w:rPr>
+          <w:b w:val="on"/>
+          <w:sz w:val="24"/>
+        </w:rPr>
+        <w:br/>
+        <w:t>Hasil Payment</w:t>
+        <w:br/>
+      </w:r>
+      <w:r>
+        <w:drawing>
+          <wp:inline distT="0" distR="0" distB="0" distL="0">
+            <wp:extent cx="6350000" cy="2921000"/>
+            <wp:docPr id="1" name="Drawing 1" descr="C:/Users/ardhiansyah.nugroho/git/Automate-Katalon-Dashboard-IPG/Result_Payment.png"/>
+            <a:graphic xmlns:a="http://schemas.openxmlformats.org/drawingml/2006/main">
+              <a:graphicData uri="http://schemas.openxmlformats.org/drawingml/2006/picture">
+                <pic:pic xmlns:pic="http://schemas.openxmlformats.org/drawingml/2006/picture">
+                  <pic:nvPicPr>
+                    <pic:cNvPr id="0" name="Picture 1" descr="C:/Users/ardhiansyah.nugroho/git/Automate-Katalon-Dashboard-IPG/Result_Payment.png"/>
+                    <pic:cNvPicPr>
+                      <a:picLocks noChangeAspect="true"/>
+                    </pic:cNvPicPr>
+                  </pic:nvPicPr>
+                  <pic:blipFill>
+                    <a:blip r:embed="rId3"/>
+                    <a:stretch>
+                      <a:fillRect/>
+                    </a:stretch>
+                  </pic:blipFill>
+                  <pic:spPr>
+                    <a:xfrm>
+                      <a:off x="0" y="0"/>
+                      <a:ext cx="6350000" cy="2921000"/>
+                    </a:xfrm>
+                    <a:prstGeom prst="rect">
+                      <a:avLst/>
+                    </a:prstGeom>
+                  </pic:spPr>
+                </pic:pic>
+              </a:graphicData>
+            </a:graphic>
+          </wp:inline>
+        </w:drawing>
+      </w:r>
+    </w:p>
+    <w:p>
+      <w:r>
+        <w:rPr>
+          <w:b w:val="on"/>
+          <w:sz w:val="24"/>
+        </w:rPr>
+        <w:br/>
+        <w:t>Admin</w:t>
+        <w:br/>
+      </w:r>
+      <w:r>
+        <w:drawing>
+          <wp:inline distT="0" distR="0" distB="0" distL="0">
+            <wp:extent cx="6350000" cy="2921000"/>
+            <wp:docPr id="2" name="Drawing 2" descr="C:/Users/ardhiansyah.nugroho/git/Automate-Katalon-Dashboard-IPG/1.png"/>
+            <a:graphic xmlns:a="http://schemas.openxmlformats.org/drawingml/2006/main">
+              <a:graphicData uri="http://schemas.openxmlformats.org/drawingml/2006/picture">
+                <pic:pic xmlns:pic="http://schemas.openxmlformats.org/drawingml/2006/picture">
+                  <pic:nvPicPr>
+                    <pic:cNvPr id="0" name="Picture 2" descr="C:/Users/ardhiansyah.nugroho/git/Automate-Katalon-Dashboard-IPG/1.png"/>
+                    <pic:cNvPicPr>
+                      <a:picLocks noChangeAspect="true"/>
+                    </pic:cNvPicPr>
+                  </pic:nvPicPr>
+                  <pic:blipFill>
+                    <a:blip r:embed="rId4"/>
+                    <a:stretch>
+                      <a:fillRect/>
+                    </a:stretch>
+                  </pic:blipFill>
+                  <pic:spPr>
+                    <a:xfrm>
+                      <a:off x="0" y="0"/>
+                      <a:ext cx="6350000" cy="2921000"/>
+                    </a:xfrm>
+                    <a:prstGeom prst="rect">
+                      <a:avLst/>
+                    </a:prstGeom>
+                  </pic:spPr>
+                </pic:pic>
+              </a:graphicData>
+            </a:graphic>
+          </wp:inline>
+        </w:drawing>
+      </w:r>
+      <w:r>
+        <w:drawing>
+          <wp:inline distT="0" distR="0" distB="0" distL="0">
+            <wp:extent cx="6350000" cy="2921000"/>
+            <wp:docPr id="3" name="Drawing 3" descr="C:/Users/ardhiansyah.nugroho/git/Automate-Katalon-Dashboard-IPG/2.png"/>
+            <a:graphic xmlns:a="http://schemas.openxmlformats.org/drawingml/2006/main">
+              <a:graphicData uri="http://schemas.openxmlformats.org/drawingml/2006/picture">
+                <pic:pic xmlns:pic="http://schemas.openxmlformats.org/drawingml/2006/picture">
+                  <pic:nvPicPr>
+                    <pic:cNvPr id="0" name="Picture 3" descr="C:/Users/ardhiansyah.nugroho/git/Automate-Katalon-Dashboard-IPG/2.png"/>
+                    <pic:cNvPicPr>
+                      <a:picLocks noChangeAspect="true"/>
+                    </pic:cNvPicPr>
+                  </pic:nvPicPr>
+                  <pic:blipFill>
+                    <a:blip r:embed="rId5"/>
+                    <a:stretch>
+                      <a:fillRect/>
+                    </a:stretch>
+                  </pic:blipFill>
+                  <pic:spPr>
+                    <a:xfrm>
+                      <a:off x="0" y="0"/>
+                      <a:ext cx="6350000" cy="2921000"/>
+                    </a:xfrm>
+                    <a:prstGeom prst="rect">
+                      <a:avLst/>
+                    </a:prstGeom>
+                  </pic:spPr>
+                </pic:pic>
+              </a:graphicData>
+            </a:graphic>
+          </wp:inline>
+        </w:drawing>
+      </w:r>
+      <w:r>
+        <w:drawing>
+          <wp:inline distT="0" distR="0" distB="0" distL="0">
+            <wp:extent cx="6350000" cy="2921000"/>
+            <wp:docPr id="4" name="Drawing 4" descr="C:/Users/ardhiansyah.nugroho/git/Automate-Katalon-Dashboard-IPG/3.png"/>
+            <a:graphic xmlns:a="http://schemas.openxmlformats.org/drawingml/2006/main">
+              <a:graphicData uri="http://schemas.openxmlformats.org/drawingml/2006/picture">
+                <pic:pic xmlns:pic="http://schemas.openxmlformats.org/drawingml/2006/picture">
+                  <pic:nvPicPr>
+                    <pic:cNvPr id="0" name="Picture 4" descr="C:/Users/ardhiansyah.nugroho/git/Automate-Katalon-Dashboard-IPG/3.png"/>
+                    <pic:cNvPicPr>
+                      <a:picLocks noChangeAspect="true"/>
+                    </pic:cNvPicPr>
+                  </pic:nvPicPr>
+                  <pic:blipFill>
+                    <a:blip r:embed="rId6"/>
+                    <a:stretch>
+                      <a:fillRect/>
+                    </a:stretch>
+                  </pic:blipFill>
+                  <pic:spPr>
+                    <a:xfrm>
+                      <a:off x="0" y="0"/>
+                      <a:ext cx="6350000" cy="2921000"/>
+                    </a:xfrm>
+                    <a:prstGeom prst="rect">
+                      <a:avLst/>
+                    </a:prstGeom>
+                  </pic:spPr>
+                </pic:pic>
+              </a:graphicData>
+            </a:graphic>
+          </wp:inline>
+        </w:drawing>
+      </w:r>
+      <w:r>
+        <w:drawing>
+          <wp:inline distT="0" distR="0" distB="0" distL="0">
+            <wp:extent cx="6350000" cy="2921000"/>
+            <wp:docPr id="5" name="Drawing 5" descr="C:/Users/ardhiansyah.nugroho/git/Automate-Katalon-Dashboard-IPG/4.png"/>
+            <a:graphic xmlns:a="http://schemas.openxmlformats.org/drawingml/2006/main">
+              <a:graphicData uri="http://schemas.openxmlformats.org/drawingml/2006/picture">
+                <pic:pic xmlns:pic="http://schemas.openxmlformats.org/drawingml/2006/picture">
+                  <pic:nvPicPr>
+                    <pic:cNvPr id="0" name="Picture 5" descr="C:/Users/ardhiansyah.nugroho/git/Automate-Katalon-Dashboard-IPG/4.png"/>
+                    <pic:cNvPicPr>
+                      <a:picLocks noChangeAspect="true"/>
+                    </pic:cNvPicPr>
+                  </pic:nvPicPr>
+                  <pic:blipFill>
+                    <a:blip r:embed="rId7"/>
+                    <a:stretch>
+                      <a:fillRect/>
+                    </a:stretch>
+                  </pic:blipFill>
+                  <pic:spPr>
+                    <a:xfrm>
+                      <a:off x="0" y="0"/>
+                      <a:ext cx="6350000" cy="2921000"/>
+                    </a:xfrm>
+                    <a:prstGeom prst="rect">
+                      <a:avLst/>
+                    </a:prstGeom>
+                  </pic:spPr>
+                </pic:pic>
+              </a:graphicData>
+            </a:graphic>
+          </wp:inline>
+        </w:drawing>
+      </w:r>
+      <w:r>
+        <w:rPr>
+          <w:b w:val="on"/>
+          <w:sz w:val="24"/>
+        </w:rPr>
+        <w:br/>
+        <w:t>Database</w:t>
+        <w:br/>
+      </w:r>
+      <w:r>
+        <w:rPr>
+          <w:b w:val="on"/>
+          <w:sz w:val="24"/>
+        </w:rPr>
+        <w:br/>
+        <w:t>Maas</w:t>
+        <w:br/>
+      </w:r>
+      <w:r>
+        <w:rPr>
+          <w:b w:val="on"/>
+          <w:sz w:val="24"/>
+        </w:rPr>
+        <w:br/>
+        <w:t>FEP</w:t>
         <w:br/>
       </w:r>
     </w:p>
